--- a/COMPLIANCE_DOCUMENTS/ACTION_PLANS/PROAXIS_SOLUTIONS_CSD_OPTIMISATION_PLAN.docx
+++ b/COMPLIANCE_DOCUMENTS/ACTION_PLANS/PROAXIS_SOLUTIONS_CSD_OPTIMISATION_PLAN.docx
@@ -40,12 +40,7 @@
         <w:t xml:space="preserve">Version:</w:t>
       </w:r>
       <w:r>
-        <w:t xml:space="preserve"> </w:t>
-      </w:r>
-      <w:r>
-        <w:t xml:space="preserve">1.0</w:t>
-      </w:r>
-      <w:r>
+        <w:t xml:space="preserve"> 1.0</w:t>
         <w:br/>
       </w:r>
       <w:r>
@@ -55,12 +50,7 @@
         <w:t xml:space="preserve">Date:</w:t>
       </w:r>
       <w:r>
-        <w:t xml:space="preserve"> </w:t>
-      </w:r>
-      <w:r>
-        <w:t xml:space="preserve">June 2026</w:t>
-      </w:r>
-      <w:r>
+        <w:t xml:space="preserve"> June 2026</w:t>
         <w:br/>
       </w:r>
       <w:r>
@@ -70,12 +60,7 @@
         <w:t xml:space="preserve">Priority:</w:t>
       </w:r>
       <w:r>
-        <w:t xml:space="preserve"> </w:t>
-      </w:r>
-      <w:r>
-        <w:t xml:space="preserve">🟠 HIGH — Required for all government and public sector procurement</w:t>
-      </w:r>
-      <w:r>
+        <w:t xml:space="preserve"> 🟠 HIGH — Required for all government and public sector procurement</w:t>
         <w:br/>
       </w:r>
       <w:r>
@@ -85,10 +70,7 @@
         <w:t xml:space="preserve">CSD Portal:</w:t>
       </w:r>
       <w:r>
-        <w:t xml:space="preserve"> </w:t>
-      </w:r>
-      <w:r>
-        <w:t xml:space="preserve">www.csd.gov.za</w:t>
+        <w:t xml:space="preserve"> www.csd.gov.za</w:t>
       </w:r>
     </w:p>
     <w:p>
@@ -96,29 +78,6 @@
         <w:pict>
           <v:rect style="width:0;height:1.5pt" o:hralign="center" o:hrstd="t" o:hr="t"/>
         </w:pict>
-      </w:r>
-    </w:p>
-    <w:p>
-      <w:pPr>
-        <w:pStyle w:val="BlockText"/>
-      </w:pPr>
-      <w:r>
-        <w:t xml:space="preserve">⚠️</w:t>
-      </w:r>
-      <w:r>
-        <w:t xml:space="preserve"> </w:t>
-      </w:r>
-      <w:r>
-        <w:rPr>
-          <w:b/>
-        </w:rPr>
-        <w:t xml:space="preserve">AI-GENERATED DOCUMENT</w:t>
-      </w:r>
-      <w:r>
-        <w:t xml:space="preserve"> </w:t>
-      </w:r>
-      <w:r>
-        <w:t xml:space="preserve">— This plan was prepared with AI assistance. All CSD procedures must be verified against current CSD portal requirements. If you encounter difficulties, contact the CSD Help Desk [VERIFY: current CSD contact details — www.csd.gov.za].</w:t>
       </w:r>
     </w:p>
     <w:p>
@@ -132,10 +91,7 @@
         <w:t xml:space="preserve">Prerequisite:</w:t>
       </w:r>
       <w:r>
-        <w:t xml:space="preserve"> </w:t>
-      </w:r>
-      <w:r>
-        <w:t xml:space="preserve">Complete the TCS PIN Action Plan first. The TCS PIN must be active before the CSD profile can be fully optimised and activated.</w:t>
+        <w:t xml:space="preserve"> Complete the TCS PIN Action Plan first. The TCS PIN must be active before the CSD profile can be fully optimised and activated.</w:t>
       </w:r>
     </w:p>
     <w:p>
@@ -502,10 +458,7 @@
         <w:pStyle w:val="Compact"/>
       </w:pPr>
       <w:r>
-        <w:t xml:space="preserve">Navigate to:</w:t>
-      </w:r>
-      <w:r>
-        <w:t xml:space="preserve"> </w:t>
+        <w:t xml:space="preserve">Navigate to: </w:t>
       </w:r>
       <w:r>
         <w:rPr>
@@ -535,25 +488,7 @@
         <w:pStyle w:val="Compact"/>
       </w:pPr>
       <w:r>
-        <w:t xml:space="preserve">If credentials are not available: use the</w:t>
-      </w:r>
-      <w:r>
-        <w:t xml:space="preserve"> </w:t>
-      </w:r>
-      <w:r>
-        <w:t xml:space="preserve">“</w:t>
-      </w:r>
-      <w:r>
-        <w:t xml:space="preserve">Forgot Password</w:t>
-      </w:r>
-      <w:r>
-        <w:t xml:space="preserve">”</w:t>
-      </w:r>
-      <w:r>
-        <w:t xml:space="preserve"> </w:t>
-      </w:r>
-      <w:r>
-        <w:t xml:space="preserve">function or contact the CSD Help Desk.</w:t>
+        <w:t>If credentials are not available: use the “Forgot Password” function or contact the CSD Help Desk.</w:t>
       </w:r>
     </w:p>
     <w:p>
@@ -681,19 +616,7 @@
               <w:jc w:val="left"/>
             </w:pPr>
             <w:r>
-              <w:t xml:space="preserve">Must match CIPC exactly — including</w:t>
-            </w:r>
-            <w:r>
-              <w:t xml:space="preserve"> </w:t>
-            </w:r>
-            <w:r>
-              <w:t xml:space="preserve">“</w:t>
-            </w:r>
-            <w:r>
-              <w:t xml:space="preserve">(Pty) Ltd</w:t>
-            </w:r>
-            <w:r>
-              <w:t xml:space="preserve">”</w:t>
+              <w:t>Must match CIPC exactly — including “(Pty) Ltd”</w:t>
             </w:r>
           </w:p>
         </w:tc>
@@ -1240,10 +1163,7 @@
               <w:t xml:space="preserve">Update once business email is active</w:t>
             </w:r>
             <w:r>
-              <w:t xml:space="preserve"> </w:t>
-            </w:r>
-            <w:r>
-              <w:t xml:space="preserve">— currently use willsonjohnny430@gmail.com temporarily</w:t>
+              <w:t xml:space="preserve"> — currently use willsonjohnny430@gmail.com temporarily</w:t>
             </w:r>
           </w:p>
         </w:tc>
@@ -1298,10 +1218,7 @@
         <w:t xml:space="preserve">Important:</w:t>
       </w:r>
       <w:r>
-        <w:t xml:space="preserve"> </w:t>
-      </w:r>
-      <w:r>
-        <w:t xml:space="preserve">Using a personal Gmail address as the CSD contact email undermines professionalism in procurement evaluations. Update to the company domain email as soon as it is active.</w:t>
+        <w:t xml:space="preserve"> Using a personal Gmail address as the CSD contact email undermines professionalism in procurement evaluations. Update to the company domain email as soon as it is active.</w:t>
       </w:r>
     </w:p>
     <w:p>
@@ -1459,19 +1376,7 @@
               <w:jc w:val="left"/>
             </w:pPr>
             <w:r>
-              <w:t xml:space="preserve">Leave blank or select</w:t>
-            </w:r>
-            <w:r>
-              <w:t xml:space="preserve"> </w:t>
-            </w:r>
-            <w:r>
-              <w:t xml:space="preserve">“</w:t>
-            </w:r>
-            <w:r>
-              <w:t xml:space="preserve">Not Registered</w:t>
-            </w:r>
-            <w:r>
-              <w:t xml:space="preserve">”</w:t>
+              <w:t>Leave blank or select “Not Registered”</w:t>
             </w:r>
           </w:p>
         </w:tc>
@@ -1597,40 +1502,7 @@
         <w:pStyle w:val="Compact"/>
       </w:pPr>
       <w:r>
-        <w:t xml:space="preserve">Verify that the TCS status shows as</w:t>
-      </w:r>
-      <w:r>
-        <w:t xml:space="preserve"> </w:t>
-      </w:r>
-      <w:r>
-        <w:t xml:space="preserve">“</w:t>
-      </w:r>
-      <w:r>
-        <w:t xml:space="preserve">Compliant</w:t>
-      </w:r>
-      <w:r>
-        <w:t xml:space="preserve">”</w:t>
-      </w:r>
-      <w:r>
-        <w:t xml:space="preserve"> </w:t>
-      </w:r>
-      <w:r>
-        <w:t xml:space="preserve">or</w:t>
-      </w:r>
-      <w:r>
-        <w:t xml:space="preserve"> </w:t>
-      </w:r>
-      <w:r>
-        <w:t xml:space="preserve">“</w:t>
-      </w:r>
-      <w:r>
-        <w:t xml:space="preserve">Active</w:t>
-      </w:r>
-      <w:r>
-        <w:t xml:space="preserve">”</w:t>
-      </w:r>
-      <w:r>
-        <w:t xml:space="preserve">.</w:t>
+        <w:t>Verify that the TCS status shows as “Compliant” or “Active”.</w:t>
       </w:r>
     </w:p>
     <w:p>
@@ -1638,10 +1510,7 @@
         <w:pStyle w:val="BlockText"/>
       </w:pPr>
       <w:r>
-        <w:t xml:space="preserve">This step cannot be completed until the TCS PIN Action Plan has been executed.</w:t>
-      </w:r>
-      <w:r>
-        <w:t xml:space="preserve"> </w:t>
+        <w:t xml:space="preserve">This step cannot be completed until the TCS PIN Action Plan has been executed. </w:t>
       </w:r>
       <w:r>
         <w:rPr>
@@ -1760,10 +1629,7 @@
         <w:pStyle w:val="Compact"/>
       </w:pPr>
       <w:r>
-        <w:t xml:space="preserve">Upload a</w:t>
-      </w:r>
-      <w:r>
-        <w:t xml:space="preserve"> </w:t>
+        <w:t xml:space="preserve">Upload a </w:t>
       </w:r>
       <w:r>
         <w:rPr>
@@ -1772,10 +1638,7 @@
         <w:t xml:space="preserve">bank verification letter</w:t>
       </w:r>
       <w:r>
-        <w:t xml:space="preserve"> </w:t>
-      </w:r>
-      <w:r>
-        <w:t xml:space="preserve">(dated within 3 months).</w:t>
+        <w:t xml:space="preserve"> (dated within 3 months).</w:t>
       </w:r>
     </w:p>
     <w:p>
@@ -1848,10 +1711,7 @@
         <w:pStyle w:val="Compact"/>
       </w:pPr>
       <w:r>
-        <w:t xml:space="preserve">Enter the expiry date:</w:t>
-      </w:r>
-      <w:r>
-        <w:t xml:space="preserve"> </w:t>
+        <w:t xml:space="preserve">Enter the expiry date: </w:t>
       </w:r>
       <w:r>
         <w:rPr>
@@ -1860,10 +1720,7 @@
         <w:t xml:space="preserve">07 July 2026</w:t>
       </w:r>
       <w:r>
-        <w:t xml:space="preserve"> </w:t>
-      </w:r>
-      <w:r>
-        <w:t xml:space="preserve">(current certificate).</w:t>
+        <w:t xml:space="preserve"> (current certificate).</w:t>
       </w:r>
     </w:p>
     <w:p>
@@ -1881,10 +1738,7 @@
         <w:t xml:space="preserve">Action required:</w:t>
       </w:r>
       <w:r>
-        <w:t xml:space="preserve"> </w:t>
-      </w:r>
-      <w:r>
-        <w:t xml:space="preserve">Commission a new EME sworn affidavit before 30 June 2026 and upload the new affidavit once commissioned. Update the expiry date on CSD immediately.</w:t>
+        <w:t xml:space="preserve"> Commission a new EME sworn affidavit before 30 June 2026 and upload the new affidavit once commissioned. Update the expiry date on CSD immediately.</w:t>
       </w:r>
     </w:p>
     <w:p>
@@ -2235,10 +2089,7 @@
         <w:t xml:space="preserve">Full Name:</w:t>
       </w:r>
       <w:r>
-        <w:t xml:space="preserve"> </w:t>
-      </w:r>
-      <w:r>
-        <w:t xml:space="preserve">Bongumusa Mthembu [VERIFY: full legal name against CIPC records]</w:t>
+        <w:t xml:space="preserve"> Bongumusa Mthembu [VERIFY: full legal name against CIPC records]</w:t>
       </w:r>
     </w:p>
     <w:p>
@@ -2256,10 +2107,7 @@
         <w:t xml:space="preserve">SA ID Number:</w:t>
       </w:r>
       <w:r>
-        <w:t xml:space="preserve"> </w:t>
-      </w:r>
-      <w:r>
-        <w:t xml:space="preserve">Confirm against CIPC records (do not enter from memory — verify against official documents)</w:t>
+        <w:t xml:space="preserve"> Confirm against CIPC records (do not enter from memory — verify against official documents)</w:t>
       </w:r>
     </w:p>
     <w:p>
@@ -2277,10 +2125,7 @@
         <w:t xml:space="preserve">Role:</w:t>
       </w:r>
       <w:r>
-        <w:t xml:space="preserve"> </w:t>
-      </w:r>
-      <w:r>
-        <w:t xml:space="preserve">Director</w:t>
+        <w:t xml:space="preserve"> Director</w:t>
       </w:r>
     </w:p>
     <w:p>
